--- a/rapports/2026-06-06/EQ17/EQ17_sup_v2/DR_131101000057/25-29-75-02.docx
+++ b/rapports/2026-06-06/EQ17/EQ17_sup_v2/DR_131101000057/25-29-75-02.docx
@@ -297,7 +297,7 @@
           <w:color w:val="1F6FEB"/>
           <w:sz w:val="22"/>
         </w:rPr>
-        <w:t>⚠ INCOHÉRENCES À CORRIGER (49)</w:t>
+        <w:t>⚠ INCOHÉRENCES À CORRIGER (46)</w:t>
       </w:r>
     </w:p>
     <w:tbl>
@@ -485,7 +485,7 @@
                 <w:i w:val="0"/>
                 <w:sz w:val="17"/>
               </w:rPr>
-              <w:t>Incohérence!! Le nombre d'année (9999) que Kalidou Souare a vécu dans la localité est superieur à son âge (28) ou ne sait pas. Prière de corriger.</w:t>
+              <w:t>Incohérence!! Le nombre d'année (9999) que Kalidou Souare a vécu dans la localité est superieur à son âge (28) ou ne sait pas.</w:t>
             </w:r>
           </w:p>
         </w:tc>
@@ -1084,7 +1084,7 @@
                 <w:color w:val="16A34A"/>
                 <w:sz w:val="16"/>
               </w:rPr>
-              <w:t>s00q27, s01q03a, s01q03b, s01q03c, s01q00b</w:t>
+              <w:t>s01q10_1</w:t>
             </w:r>
           </w:p>
         </w:tc>
@@ -1115,7 +1115,7 @@
                 <w:i w:val="0"/>
                 <w:sz w:val="17"/>
               </w:rPr>
-              <w:t>Les informations sur l'acte de naissance (ni Jours, ni mois et ni années) de  Aissatou Souare  manquent, s'il vous plait pouvez-vous fournir d'effort pour avoir ces informations.</w:t>
+              <w:t>Prière de corriger.La taille du ménage lors de l'enquête principale (6) de ce ménage est inférieur à la taille du denombrement (7), prière de fournir des explications concrètes ou aller revisiter le ménage.</w:t>
             </w:r>
           </w:p>
         </w:tc>
@@ -1148,7 +1148,7 @@
                 <w:i w:val="0"/>
                 <w:sz w:val="16"/>
               </w:rPr>
-              <w:t>S01</w:t>
+              <w:t>S03</w:t>
               <w:br/>
             </w:r>
             <w:r>
@@ -1158,7 +1158,7 @@
                 <w:color w:val="64748B"/>
                 <w:sz w:val="14"/>
               </w:rPr>
-              <w:t>Démographie</w:t>
+              <w:t>Santé</w:t>
             </w:r>
           </w:p>
         </w:tc>
@@ -1174,7 +1174,7 @@
                 <w:color w:val="16A34A"/>
                 <w:sz w:val="16"/>
               </w:rPr>
-              <w:t>s00q27, s01q03a, s01q03b, s01q03c, s01q00b</w:t>
+              <w:t>s01q10_1, s02q20, s02q22, s03q06, s01q00b, s03q06_autre</w:t>
             </w:r>
           </w:p>
         </w:tc>
@@ -1205,7 +1205,7 @@
                 <w:i w:val="0"/>
                 <w:sz w:val="17"/>
               </w:rPr>
-              <w:t>Les informations sur l'acte de naissance (ni Jours, ni mois et ni années) de  Khaby Souare  manquent, s'il vous plait pouvez-vous fournir d'effort pour avoir ces informations.</w:t>
+              <w:t>La raison principale que Diarraye Souare n'a pas été vacciné est Etait partie en voyage avec le parents, prière de prendre attache avec le QG pour plus d'explication afin de la classer bien.</w:t>
             </w:r>
           </w:p>
         </w:tc>
@@ -1238,7 +1238,7 @@
                 <w:i w:val="0"/>
                 <w:sz w:val="16"/>
               </w:rPr>
-              <w:t>S01</w:t>
+              <w:t>S04</w:t>
               <w:br/>
             </w:r>
             <w:r>
@@ -1248,7 +1248,7 @@
                 <w:color w:val="64748B"/>
                 <w:sz w:val="14"/>
               </w:rPr>
-              <w:t>Démographie</w:t>
+              <w:t>Emploi</w:t>
             </w:r>
           </w:p>
         </w:tc>
@@ -1264,7 +1264,7 @@
                 <w:color w:val="16A34A"/>
                 <w:sz w:val="16"/>
               </w:rPr>
-              <w:t>s01q10_1</w:t>
+              <w:t>—</w:t>
             </w:r>
           </w:p>
         </w:tc>
@@ -1295,7 +1295,7 @@
                 <w:i w:val="0"/>
                 <w:sz w:val="17"/>
               </w:rPr>
-              <w:t>La taille du ménage lors de l'enquête principale (6) de ce ménage est inférieur à la taille du denombrement (7), prière de fournir des explications concrètes ou aller revisiter le ménage.</w:t>
+              <w:t>Attention ! Le nombre de jours (6 jours) que Kalidou Souare a travaillés par mois semble être inférieur à 15.</w:t>
             </w:r>
           </w:p>
         </w:tc>
@@ -1328,7 +1328,7 @@
                 <w:i w:val="0"/>
                 <w:sz w:val="16"/>
               </w:rPr>
-              <w:t>S03</w:t>
+              <w:t>S04</w:t>
               <w:br/>
             </w:r>
             <w:r>
@@ -1338,7 +1338,7 @@
                 <w:color w:val="64748B"/>
                 <w:sz w:val="14"/>
               </w:rPr>
-              <w:t>Santé</w:t>
+              <w:t>Emploi</w:t>
             </w:r>
           </w:p>
         </w:tc>
@@ -1354,7 +1354,7 @@
                 <w:color w:val="16A34A"/>
                 <w:sz w:val="16"/>
               </w:rPr>
-              <w:t>s01q10_1, s02q20, s02q22, s03q06, s01q00b, s03q06_autre</w:t>
+              <w:t>—</w:t>
             </w:r>
           </w:p>
         </w:tc>
@@ -1385,7 +1385,7 @@
                 <w:i w:val="0"/>
                 <w:sz w:val="17"/>
               </w:rPr>
-              <w:t>La raison principale que Diarraye Souare n'a pas été vacciné est Etait partie en voyage avec le parents, prière de prendre attache avec le QG pour plus d'explication afin de la classer bien.</w:t>
+              <w:t>Veuillez, s'il vous plaît, confirmer cette information.</w:t>
             </w:r>
           </w:p>
         </w:tc>
@@ -1418,7 +1418,7 @@
                 <w:i w:val="0"/>
                 <w:sz w:val="16"/>
               </w:rPr>
-              <w:t>S04</w:t>
+              <w:t>S07</w:t>
               <w:br/>
             </w:r>
             <w:r>
@@ -1428,7 +1428,7 @@
                 <w:color w:val="64748B"/>
                 <w:sz w:val="14"/>
               </w:rPr>
-              <w:t>Emploi</w:t>
+              <w:t>Consommation alimentaire</w:t>
             </w:r>
           </w:p>
         </w:tc>
@@ -1475,7 +1475,7 @@
                 <w:i w:val="0"/>
                 <w:sz w:val="17"/>
               </w:rPr>
-              <w:t>Attention ! Le nombre de jours (6 jours) que Kalidou Souare a travaillés par mois semble être inférieur à 15.</w:t>
+              <w:t>Attention ! La dépense du répas pris à l'extérieur de Aissatou Souare (8000 Fcfa) au cours de 7 derniers jours est relativement élevé.</w:t>
             </w:r>
           </w:p>
         </w:tc>
@@ -1508,7 +1508,7 @@
                 <w:i w:val="0"/>
                 <w:sz w:val="16"/>
               </w:rPr>
-              <w:t>S04</w:t>
+              <w:t>S07</w:t>
               <w:br/>
             </w:r>
             <w:r>
@@ -1518,7 +1518,7 @@
                 <w:color w:val="64748B"/>
                 <w:sz w:val="14"/>
               </w:rPr>
-              <w:t>Emploi</w:t>
+              <w:t>Consommation alimentaire</w:t>
             </w:r>
           </w:p>
         </w:tc>
@@ -1565,7 +1565,7 @@
                 <w:i w:val="0"/>
                 <w:sz w:val="17"/>
               </w:rPr>
-              <w:t>Veuillez, s'il vous plaît, confirmer cette information.</w:t>
+              <w:t>Prière de corriger ou de confirmer avec le QG.</w:t>
             </w:r>
           </w:p>
         </w:tc>
@@ -1655,7 +1655,7 @@
                 <w:i w:val="0"/>
                 <w:sz w:val="17"/>
               </w:rPr>
-              <w:t>Attention ! La dépense du répas pris à l'extérieur de Aissatou Souare (8000 Fcfa) au cours de 7 derniers jours est relativement élevé.</w:t>
+              <w:t>Attention ! La dépense du répas pris à l'extérieur de Kalidou Souare (6000 Fcfa) au cours de 7 derniers jours est relativement élevé.</w:t>
             </w:r>
           </w:p>
         </w:tc>
@@ -1745,7 +1745,7 @@
                 <w:i w:val="0"/>
                 <w:sz w:val="17"/>
               </w:rPr>
-              <w:t>Prière de corriger ou de confirmer avec le QG.</w:t>
+              <w:t>Attention ! La dépense du répas pris à l'extérieur de Khaby Souare (8000 Fcfa) au cours de 7 derniers jours est relativement élevé.</w:t>
             </w:r>
           </w:p>
         </w:tc>
@@ -1835,7 +1835,7 @@
                 <w:i w:val="0"/>
                 <w:sz w:val="17"/>
               </w:rPr>
-              <w:t>Attention ! La dépense du répas pris à l'extérieur de Kalidou Souare (6000 Fcfa) au cours de 7 derniers jours est relativement élevé.</w:t>
+              <w:t>prière de corriger ou de confirmer avec le QG.</w:t>
             </w:r>
           </w:p>
         </w:tc>
@@ -1925,7 +1925,7 @@
                 <w:i w:val="0"/>
                 <w:sz w:val="17"/>
               </w:rPr>
-              <w:t>Attention ! La dépense du répas pris à l'extérieur de Khaby Souare (8000 Fcfa) au cours de 7 derniers jours est relativement élevé.</w:t>
+              <w:t>Prière de corriger ou de confirmer avec le QG.</w:t>
             </w:r>
           </w:p>
         </w:tc>
@@ -1958,7 +1958,7 @@
                 <w:i w:val="0"/>
                 <w:sz w:val="16"/>
               </w:rPr>
-              <w:t>S07</w:t>
+              <w:t>S09</w:t>
               <w:br/>
             </w:r>
             <w:r>
@@ -1968,7 +1968,7 @@
                 <w:color w:val="64748B"/>
                 <w:sz w:val="14"/>
               </w:rPr>
-              <w:t>Consommation alimentaire</w:t>
+              <w:t>Dépenses non alimentaires</w:t>
             </w:r>
           </w:p>
         </w:tc>
@@ -2015,7 +2015,7 @@
                 <w:i w:val="0"/>
                 <w:sz w:val="17"/>
               </w:rPr>
-              <w:t>prière de corriger ou de confirmer avec le QG.</w:t>
+              <w:t>Attention ! La dépense totale du ménage de KALIDOU SOUARE (27500 Fcfa) de la fête de Nouvel an 2026 est relativement élevé.</w:t>
             </w:r>
           </w:p>
         </w:tc>
@@ -2048,7 +2048,7 @@
                 <w:i w:val="0"/>
                 <w:sz w:val="16"/>
               </w:rPr>
-              <w:t>S07</w:t>
+              <w:t>S09</w:t>
               <w:br/>
             </w:r>
             <w:r>
@@ -2058,7 +2058,7 @@
                 <w:color w:val="64748B"/>
                 <w:sz w:val="14"/>
               </w:rPr>
-              <w:t>Consommation alimentaire</w:t>
+              <w:t>Dépenses non alimentaires</w:t>
             </w:r>
           </w:p>
         </w:tc>
@@ -2164,7 +2164,7 @@
                 <w:color w:val="16A34A"/>
                 <w:sz w:val="16"/>
               </w:rPr>
-              <w:t>—</w:t>
+              <w:t>s01q23, s01q00b, s01q23_autre</w:t>
             </w:r>
           </w:p>
         </w:tc>
@@ -2195,7 +2195,7 @@
                 <w:i w:val="0"/>
                 <w:sz w:val="17"/>
               </w:rPr>
-              <w:t>Attention ! La dépense totale du ménage de KALIDOU SOUARE (27500 Fcfa) de la fête de Nouvel an 2026 est relativement élevé.</w:t>
+              <w:t>La dernière fois que vous avez acheté Frais de coiffure homme et femme (salon, tressage, mèches, coupe, etc.), manucure, pédicure est service fourni par une voisine et semble exister dans les modalités, prière de prendre attache avec le QG pour plus d'explication afin de la classer bien.</w:t>
             </w:r>
           </w:p>
         </w:tc>
@@ -2285,7 +2285,7 @@
                 <w:i w:val="0"/>
                 <w:sz w:val="17"/>
               </w:rPr>
-              <w:t>Prière de corriger ou de confirmer avec le QG.</w:t>
+              <w:t>Attention ! La dépense du ménage de KALIDOU SOUARE (2000 Fcfa) au cours de 30 derniers jours de Frais de coiffure homme et femme (salon, tressage, mèches, coupe, etc.), manucure, pédicure est relativement élevé.</w:t>
             </w:r>
           </w:p>
         </w:tc>
@@ -2344,7 +2344,7 @@
                 <w:color w:val="16A34A"/>
                 <w:sz w:val="16"/>
               </w:rPr>
-              <w:t>s01q23, s01q00b, s01q23_autre</w:t>
+              <w:t>—</w:t>
             </w:r>
           </w:p>
         </w:tc>
@@ -2375,7 +2375,7 @@
                 <w:i w:val="0"/>
                 <w:sz w:val="17"/>
               </w:rPr>
-              <w:t>La dernière fois que vous avez acheté Frais de coiffure homme et femme (salon, tressage, mèches, coupe, etc.), manucure, pédicure est service fourni par une voisine et semble exister dans les modalités, prière de prendre attache avec le QG pour plus d'explication afin de la classer bien.</w:t>
+              <w:t>Prière de corriger ou de confirmer avec le QG.</w:t>
             </w:r>
           </w:p>
         </w:tc>
@@ -2465,7 +2465,7 @@
                 <w:i w:val="0"/>
                 <w:sz w:val="17"/>
               </w:rPr>
-              <w:t>Attention ! La dépense du ménage de KALIDOU SOUARE (2000 Fcfa) au cours de 30 derniers jours de Frais de coiffure homme et femme (salon, tressage, mèches, coupe, etc.), manucure, pédicure est relativement élevé.</w:t>
+              <w:t>Attention ! La dépense du ménage de KALIDOU SOUARE (1500 Fcfa) au cours de 30 derniers jours de Insecticide, tortillon anti-moustique est relativement élevé.</w:t>
             </w:r>
           </w:p>
         </w:tc>
@@ -2555,7 +2555,7 @@
                 <w:i w:val="0"/>
                 <w:sz w:val="17"/>
               </w:rPr>
-              <w:t>Prière de corriger ou de confirmer avec le QG.</w:t>
+              <w:t>Attention ! La dépense du ménage de KALIDOU SOUARE (3500 Fcfa) au cours de 30 derniers jours de Gaz domestique 6 kilogrammes est relativement élevé.</w:t>
             </w:r>
           </w:p>
         </w:tc>
@@ -2645,7 +2645,7 @@
                 <w:i w:val="0"/>
                 <w:sz w:val="17"/>
               </w:rPr>
-              <w:t>Attention ! La dépense du ménage de KALIDOU SOUARE (1500 Fcfa) au cours de 30 derniers jours de Insecticide, tortillon anti-moustique est relativement élevé.</w:t>
+              <w:t>Attention ! La dépense du ménage de KALIDOU SOUARE (10000 Fcfa) au cours de 6 derniers mois de Transport inter-localité par voitures est relativement élevé.</w:t>
             </w:r>
           </w:p>
         </w:tc>
@@ -2735,7 +2735,7 @@
                 <w:i w:val="0"/>
                 <w:sz w:val="17"/>
               </w:rPr>
-              <w:t>Attention ! La dépense du ménage de KALIDOU SOUARE (3500 Fcfa) au cours de 30 derniers jours de Gaz domestique 6 kilogrammes est relativement élevé.</w:t>
+              <w:t>Prière de corriger ou de confirmer avec le QG.</w:t>
             </w:r>
           </w:p>
         </w:tc>
@@ -2825,7 +2825,7 @@
                 <w:i w:val="0"/>
                 <w:sz w:val="17"/>
               </w:rPr>
-              <w:t>Attention ! La dépense du ménage de KALIDOU SOUARE (10000 Fcfa) au cours de 6 derniers mois de Transport inter-localité par voitures est relativement élevé.</w:t>
+              <w:t>Attention ! La dépense du ménage de KALIDOU SOUARE (14000 Fcfa) au cours de 6 derniers mois de Frais de confection et de réparation de vêtements femme: robe, pantalon, jupe, ensemble, réparation, location, etc.</w:t>
             </w:r>
           </w:p>
         </w:tc>
@@ -2915,7 +2915,7 @@
                 <w:i w:val="0"/>
                 <w:sz w:val="17"/>
               </w:rPr>
-              <w:t>Prière de corriger ou de confirmer avec le QG.</w:t>
+              <w:t>est relativement élevé.</w:t>
             </w:r>
           </w:p>
         </w:tc>
@@ -3005,7 +3005,7 @@
                 <w:i w:val="0"/>
                 <w:sz w:val="17"/>
               </w:rPr>
-              <w:t>Attention ! La dépense du ménage de KALIDOU SOUARE (14000 Fcfa) au cours de 6 derniers mois de Frais de confection et de réparation de vêtements femme: robe, pantalon, jupe, ensemble, réparation, location, etc.</w:t>
+              <w:t>Attention ! La dépense du ménage de KALIDOU SOUARE (15000 Fcfa) au cours de 6 derniers mois de Frais de confection et de réparation de vêtements enfants est relativement élevé.</w:t>
             </w:r>
           </w:p>
         </w:tc>
@@ -3095,7 +3095,7 @@
                 <w:i w:val="0"/>
                 <w:sz w:val="17"/>
               </w:rPr>
-              <w:t>est relativement élevé.</w:t>
+              <w:t>Attention ! La dépense du ménage de KALIDOU SOUARE (500 Fcfa) au cours de 6 derniers mois de Accessoires des chaussures (chausse-pieds; brosses à chaussure, lacet) est relativement élevé.</w:t>
             </w:r>
           </w:p>
         </w:tc>
@@ -3185,7 +3185,7 @@
                 <w:i w:val="0"/>
                 <w:sz w:val="17"/>
               </w:rPr>
-              <w:t>Attention ! La dépense du ménage de KALIDOU SOUARE (15000 Fcfa) au cours de 6 derniers mois de Frais de confection et de réparation de vêtements enfants est relativement élevé.</w:t>
+              <w:t>Attention ! La dépense du ménage de KALIDOU SOUARE (12000 Fcfa) au cours de 12 derniers mois de Appareils de musique et d'images: radio, radio-cassette, chaîne de musique, TV, lecteur CD/DVD, MP3, MP4, caméra, camescope, etc est relativement élevé.</w:t>
             </w:r>
           </w:p>
         </w:tc>
@@ -3275,7 +3275,7 @@
                 <w:i w:val="0"/>
                 <w:sz w:val="17"/>
               </w:rPr>
-              <w:t>Attention ! La dépense du ménage de KALIDOU SOUARE (500 Fcfa) au cours de 6 derniers mois de Accessoires des chaussures (chausse-pieds; brosses à chaussure, lacet) est relativement élevé.</w:t>
+              <w:t>Prière de corriger ou de confirmer avec le QG.</w:t>
             </w:r>
           </w:p>
         </w:tc>
@@ -3365,7 +3365,7 @@
                 <w:i w:val="0"/>
                 <w:sz w:val="17"/>
               </w:rPr>
-              <w:t>Attention ! La dépense du ménage de KALIDOU SOUARE (12000 Fcfa) au cours de 12 derniers mois de Appareils de musique et d'images: radio, radio-cassette, chaîne de musique, TV, lecteur CD/DVD, MP3, MP4, caméra, camescope, etc est relativement élevé.</w:t>
+              <w:t>Attention ! La dépense du ménage de KALIDOU SOUARE (40000 Fcfa) au cours de 12 derniers mois de Transport inter-urbain en train dans le pays et à l'étranger est relativement élevé.</w:t>
             </w:r>
           </w:p>
         </w:tc>
@@ -3455,7 +3455,7 @@
                 <w:i w:val="0"/>
                 <w:sz w:val="17"/>
               </w:rPr>
-              <w:t>Prière de corriger ou de confirmer avec le QG.</w:t>
+              <w:t>Attention ! La dépense du ménage de KALIDOU SOUARE (60000 Fcfa) au cours de 12 derniers mois de Achat d'un téléphone portable est relativement élevé.</w:t>
             </w:r>
           </w:p>
         </w:tc>
@@ -3488,7 +3488,7 @@
                 <w:i w:val="0"/>
                 <w:sz w:val="16"/>
               </w:rPr>
-              <w:t>S09</w:t>
+              <w:t>S10</w:t>
               <w:br/>
             </w:r>
             <w:r>
@@ -3498,7 +3498,7 @@
                 <w:color w:val="64748B"/>
                 <w:sz w:val="14"/>
               </w:rPr>
-              <w:t>Dépenses non alimentaires</w:t>
+              <w:t>Logement</w:t>
             </w:r>
           </w:p>
         </w:tc>
@@ -3514,7 +3514,7 @@
                 <w:color w:val="16A34A"/>
                 <w:sz w:val="16"/>
               </w:rPr>
-              <w:t>—</w:t>
+              <w:t>s00q07a, s00q08, s00q10, s00q13_0, s00q15_0, s00q17_0, s00q23a, s00q23b</w:t>
             </w:r>
           </w:p>
         </w:tc>
@@ -3545,277 +3545,7 @@
                 <w:i w:val="0"/>
                 <w:sz w:val="17"/>
               </w:rPr>
-              <w:t>Attention ! La dépense du ménage de KALIDOU SOUARE (40000 Fcfa) au cours de 12 derniers mois de Transport inter-urbain en train dans le pays et à l'étranger est relativement élevé.</w:t>
-            </w:r>
-          </w:p>
-        </w:tc>
-      </w:tr>
-      <w:tr>
-        <w:tc>
-          <w:tcPr>
-            <w:tcW w:type="dxa" w:w="964"/>
-          </w:tcPr>
-          <w:p>
-            <w:r>
-              <w:rPr>
-                <w:b/>
-                <w:i w:val="0"/>
-                <w:color w:val="EA580C"/>
-                <w:sz w:val="16"/>
-              </w:rPr>
-              <w:t>Moyenne</w:t>
-            </w:r>
-          </w:p>
-        </w:tc>
-        <w:tc>
-          <w:tcPr>
-            <w:tcW w:type="dxa" w:w="1247"/>
-          </w:tcPr>
-          <w:p>
-            <w:r>
-              <w:rPr>
-                <w:b/>
-                <w:i w:val="0"/>
-                <w:sz w:val="16"/>
-              </w:rPr>
-              <w:t>S09</w:t>
-              <w:br/>
-            </w:r>
-            <w:r>
-              <w:rPr>
-                <w:b w:val="0"/>
-                <w:i w:val="0"/>
-                <w:color w:val="64748B"/>
-                <w:sz w:val="14"/>
-              </w:rPr>
-              <w:t>Dépenses non alimentaires</w:t>
-            </w:r>
-          </w:p>
-        </w:tc>
-        <w:tc>
-          <w:tcPr>
-            <w:tcW w:type="dxa" w:w="1531"/>
-          </w:tcPr>
-          <w:p>
-            <w:r>
-              <w:rPr>
-                <w:b/>
-                <w:i w:val="0"/>
-                <w:color w:val="16A34A"/>
-                <w:sz w:val="16"/>
-              </w:rPr>
-              <w:t>—</w:t>
-            </w:r>
-          </w:p>
-        </w:tc>
-        <w:tc>
-          <w:tcPr>
-            <w:tcW w:type="dxa" w:w="1191"/>
-          </w:tcPr>
-          <w:p>
-            <w:r>
-              <w:rPr>
-                <w:b w:val="0"/>
-                <w:i w:val="0"/>
-                <w:color w:val="64748B"/>
-                <w:sz w:val="16"/>
-              </w:rPr>
-              <w:t>GT-CQ</w:t>
-            </w:r>
-          </w:p>
-        </w:tc>
-        <w:tc>
-          <w:tcPr>
-            <w:tcW w:type="dxa" w:w="4706"/>
-          </w:tcPr>
-          <w:p>
-            <w:r>
-              <w:rPr>
-                <w:b w:val="0"/>
-                <w:i w:val="0"/>
-                <w:sz w:val="17"/>
-              </w:rPr>
-              <w:t>Attention ! La dépense du ménage de KALIDOU SOUARE (60000 Fcfa) au cours de 12 derniers mois de Achat d'un téléphone portable est relativement élevé.</w:t>
-            </w:r>
-          </w:p>
-        </w:tc>
-      </w:tr>
-      <w:tr>
-        <w:tc>
-          <w:tcPr>
-            <w:tcW w:type="dxa" w:w="964"/>
-          </w:tcPr>
-          <w:p>
-            <w:r>
-              <w:rPr>
-                <w:b/>
-                <w:i w:val="0"/>
-                <w:color w:val="EA580C"/>
-                <w:sz w:val="16"/>
-              </w:rPr>
-              <w:t>Moyenne</w:t>
-            </w:r>
-          </w:p>
-        </w:tc>
-        <w:tc>
-          <w:tcPr>
-            <w:tcW w:type="dxa" w:w="1247"/>
-          </w:tcPr>
-          <w:p>
-            <w:r>
-              <w:rPr>
-                <w:b/>
-                <w:i w:val="0"/>
-                <w:sz w:val="16"/>
-              </w:rPr>
-              <w:t>S10</w:t>
-              <w:br/>
-            </w:r>
-            <w:r>
-              <w:rPr>
-                <w:b w:val="0"/>
-                <w:i w:val="0"/>
-                <w:color w:val="64748B"/>
-                <w:sz w:val="14"/>
-              </w:rPr>
-              <w:t>Logement</w:t>
-            </w:r>
-          </w:p>
-        </w:tc>
-        <w:tc>
-          <w:tcPr>
-            <w:tcW w:type="dxa" w:w="1531"/>
-          </w:tcPr>
-          <w:p>
-            <w:r>
-              <w:rPr>
-                <w:b/>
-                <w:i w:val="0"/>
-                <w:color w:val="16A34A"/>
-                <w:sz w:val="16"/>
-              </w:rPr>
-              <w:t>s00q07a, s00q08, s00q10, s00q13_0, s00q15_0, s00q17_0, s00q23a, s00q23b</w:t>
-            </w:r>
-          </w:p>
-        </w:tc>
-        <w:tc>
-          <w:tcPr>
-            <w:tcW w:type="dxa" w:w="1191"/>
-          </w:tcPr>
-          <w:p>
-            <w:r>
-              <w:rPr>
-                <w:b w:val="0"/>
-                <w:i w:val="0"/>
-                <w:color w:val="64748B"/>
-                <w:sz w:val="16"/>
-              </w:rPr>
-              <w:t>GT-CQ</w:t>
-            </w:r>
-          </w:p>
-        </w:tc>
-        <w:tc>
-          <w:tcPr>
-            <w:tcW w:type="dxa" w:w="4706"/>
-          </w:tcPr>
-          <w:p>
-            <w:r>
-              <w:rPr>
-                <w:b w:val="0"/>
-                <w:i w:val="0"/>
-                <w:sz w:val="17"/>
-              </w:rPr>
               <w:t>Le noms de l'entreprise  ne doit pas contenir de chiffre et doit être bien renseigné, prière de bien renseigné .</w:t>
-            </w:r>
-          </w:p>
-        </w:tc>
-      </w:tr>
-      <w:tr>
-        <w:tc>
-          <w:tcPr>
-            <w:tcW w:type="dxa" w:w="964"/>
-          </w:tcPr>
-          <w:p>
-            <w:r>
-              <w:rPr>
-                <w:b/>
-                <w:i w:val="0"/>
-                <w:color w:val="EA580C"/>
-                <w:sz w:val="16"/>
-              </w:rPr>
-              <w:t>Moyenne</w:t>
-            </w:r>
-          </w:p>
-        </w:tc>
-        <w:tc>
-          <w:tcPr>
-            <w:tcW w:type="dxa" w:w="1247"/>
-          </w:tcPr>
-          <w:p>
-            <w:r>
-              <w:rPr>
-                <w:b/>
-                <w:i w:val="0"/>
-                <w:sz w:val="16"/>
-              </w:rPr>
-              <w:t>S13</w:t>
-              <w:br/>
-            </w:r>
-            <w:r>
-              <w:rPr>
-                <w:b w:val="0"/>
-                <w:i w:val="0"/>
-                <w:color w:val="64748B"/>
-                <w:sz w:val="14"/>
-              </w:rPr>
-              <w:t>Transferts</w:t>
-            </w:r>
-          </w:p>
-        </w:tc>
-        <w:tc>
-          <w:tcPr>
-            <w:tcW w:type="dxa" w:w="1531"/>
-          </w:tcPr>
-          <w:p>
-            <w:r>
-              <w:rPr>
-                <w:b/>
-                <w:i w:val="0"/>
-                <w:color w:val="16A34A"/>
-                <w:sz w:val="16"/>
-              </w:rPr>
-              <w:t>s00q07a, s00q08, s00q10, s00q13_0, s00q15_0, s00q17_0, s00q23a, s00q23b</w:t>
-            </w:r>
-          </w:p>
-        </w:tc>
-        <w:tc>
-          <w:tcPr>
-            <w:tcW w:type="dxa" w:w="1191"/>
-          </w:tcPr>
-          <w:p>
-            <w:r>
-              <w:rPr>
-                <w:b w:val="0"/>
-                <w:i w:val="0"/>
-                <w:color w:val="64748B"/>
-                <w:sz w:val="16"/>
-              </w:rPr>
-              <w:t>GT-CQ</w:t>
-            </w:r>
-          </w:p>
-        </w:tc>
-        <w:tc>
-          <w:tcPr>
-            <w:tcW w:type="dxa" w:w="4706"/>
-          </w:tcPr>
-          <w:p>
-            <w:r>
-              <w:rPr>
-                <w:b w:val="0"/>
-                <w:i w:val="0"/>
-                <w:sz w:val="17"/>
-              </w:rPr>
-              <w:t>L'enquêteur prière de fournir d'effort pour avoir le niveau d'étude et l'âge de celui qui a béneficié de l'argent dans la section 13b (Transfert emis).</w:t>
             </w:r>
           </w:p>
         </w:tc>
